--- a/제작본/00_디자인가이드.docx
+++ b/제작본/00_디자인가이드.docx
@@ -135,7 +135,12 @@
     </w:p>
     <w:p>
       <w:r>
-        <w:t>필수 요소: ① 중앙 연못 칸 — 달조각 토큰 5개 자리(홈 5개) + [연못의 진실] 카드 5장 자리(이름이 보이게 두는 슬롯) ② 단서 배치 장소 칸 6곳 — 신당 마루 / 서린의 화실 / 송이의 집 / 지석의 집·차고 / 이안의 방 / 하늘의 방 ③ 페이즈 카드 자리 1곳</w:t>
+        <w:t>필수 요소: ① 중앙 연못 칸 — 달조각 토큰 5개 자리(홈 5개) + [연못의 진실] 카드 5장 자리(이름이 보이게 두는 슬롯) + 연못의 계시 카드 자리 ② 단서 배치 장소 칸 6곳 — 신당 마루 / 서린의 화실 / 송이의 집 / 지석의 집·차고 / 이안의 방 / 하늘의 방 ③ 페이즈 카드 자리('달' 칸) 1곳 ④ 페이즈별 단서 더미 칸 1~5 (번호 인쇄)</w:t>
+      </w:r>
+    </w:p>
+    <w:p>
+      <w:r>
+        <w:t>핵심: 보드판만 보고 그림대로 놓으면 셋업이 끝나야 한다 — 모든 카드 자리에 실루엣과 이름을 인쇄할 것.</w:t>
       </w:r>
     </w:p>
     <w:p>
@@ -162,7 +167,7 @@
     </w:p>
     <w:p>
       <w:r>
-        <w:t>양면. 앞면: 달 일러스트(아래 5단계), 뒷면: '이번 장의 질문' 텍스트.</w:t>
+        <w:t>양면. 앞면: 달 일러스트(아래 5단계), 뒷면: '이번 장의 질문' + 해월의 진행 대사(텍스트는 07 문서 참조). 뒷면은 낭독용이므로 큰 글씨.</w:t>
       </w:r>
     </w:p>
     <w:p>
@@ -198,12 +203,12 @@
     <w:p/>
     <w:p>
       <w:r>
-        <w:t>[단서카드 29장] (텍스트: 08_단서카드.docx)</w:t>
+        <w:t>[단서카드 31장] (텍스트: 08_단서카드.docx)</w:t>
       </w:r>
     </w:p>
     <w:p>
       <w:r>
-        <w:t>뒷면: 페이즈 번호 + 해당 페이즈의 달 문양. 페이즈별 색 구분(1~2 은청 / 3 회청 / 4 적색 / 5 새벽색).</w:t>
+        <w:t>뒷면: 페이즈 번호 + 해당 페이즈의 달 문양. 페이즈별 색 구분(1~2 은청 / 3 회청 / 4 적색 / 5 새벽색). 뒷면 번호는 셋업 분류 기준이므로 크고 명확하게. [기억 조각] 5장은 뒷면 디자인을 금색 계열로 구분(형사 전용).</w:t>
       </w:r>
     </w:p>
     <w:p>
@@ -275,12 +280,12 @@
     <w:p/>
     <w:p>
       <w:r>
-        <w:t>[미션 전환 카드 4장 + 형사용 더미 고려] (텍스트: 09_특수카드.docx)</w:t>
+        <w:t>[미션 전환 — 설정서 봉인 페이지] (텍스트: 09_특수카드.docx)</w:t>
       </w:r>
     </w:p>
     <w:p>
       <w:r>
-        <w:t>연출: 봉인된 봉투 또는 밀랍/부적 봉인 카드. 겉면: 인물 이름 + 붉은 달 문양. "4페이즈 개봉" 표기.</w:t>
+        <w:t>별도 카드가 아니라 각 인물 설정서의 마지막 장. 접착 봉인(뜯는 맛) 또는 접힘+씰 스티커. 겉면: 붉은 달 문양 + "4페이즈가 시작되면 펼치세요" 표기.</w:t>
       </w:r>
     </w:p>
     <w:p/>
@@ -308,23 +313,12 @@
     <w:p/>
     <w:p>
       <w:r>
-        <w:t>[NPC 강지석 카드 5장] (텍스트: 09_특수카드.docx)</w:t>
+        <w:t>[NPC 정해월 카드 5장] (텍스트: 09_특수카드.docx)</w:t>
       </w:r>
     </w:p>
     <w:p>
       <w:r>
-        <w:t>연출: 지석의 실루엣 + 이 빠진 소주잔 모티프. 카드 번호와 공개 시점(1~4페이즈 / 최후의 발언 전) 명기.</w:t>
-      </w:r>
-    </w:p>
-    <w:p/>
-    <w:p>
-      <w:r>
-        <w:t>[스포 방지 카드 1장]</w:t>
-      </w:r>
-    </w:p>
-    <w:p>
-      <w:r>
-        <w:t>용도: 미공개 단서 더미를 덮는 카드. "아직 달이 차오르지 않았습니다" 문구 + 구름 낀 달.</w:t>
+        <w:t>연출: 해월의 실루엣(물빛 한복·쪽진 머리) + 연못 수면 모티프. 카드 번호와 공개 시점(1~4페이즈 / 최후의 발언 전) 명기.</w:t>
       </w:r>
     </w:p>
     <w:p/>
@@ -382,12 +376,12 @@
     </w:p>
     <w:p>
       <w:r>
-        <w:t>08_단서카드.docx → 단서카드 29장 텍스트</w:t>
+        <w:t>08_단서카드.docx → 단서카드 31장 텍스트</w:t>
       </w:r>
     </w:p>
     <w:p>
       <w:r>
-        <w:t>09_특수카드.docx → 미션 전환·연못의 진실·계시·NPC·스포 방지 카드 텍스트</w:t>
+        <w:t>09_특수카드.docx → 미션 전환(봉인 페이지)·연못의 진실·계시·NPC 정해월 카드 텍스트</w:t>
       </w:r>
     </w:p>
     <w:p>
